--- a/technical_document/docx/04_deployment/DOC-04-DEP-01_Bank_On_Premises_k3s_Kubernetes_Production_Guide.docx
+++ b/technical_document/docx/04_deployment/DOC-04-DEP-01_Bank_On_Premises_k3s_Kubernetes_Production_Guide.docx
@@ -1654,6 +1654,58 @@
           </w:p>
         </w:tc>
       </w:tr>
+      <w:tr>
+        <w:tc>
+          <w:tcPr>
+            <w:tcW w:type="dxa" w:w="1872"/>
+          </w:tcPr>
+          <w:p>
+            <w:r>
+              <w:t>3.1.0</w:t>
+            </w:r>
+          </w:p>
+        </w:tc>
+        <w:tc>
+          <w:tcPr>
+            <w:tcW w:type="dxa" w:w="1872"/>
+          </w:tcPr>
+          <w:p>
+            <w:r>
+              <w:t>October 2026</w:t>
+            </w:r>
+          </w:p>
+        </w:tc>
+        <w:tc>
+          <w:tcPr>
+            <w:tcW w:type="dxa" w:w="1872"/>
+          </w:tcPr>
+          <w:p>
+            <w:r>
+              <w:t>Independent Forensic Re-audit</w:t>
+            </w:r>
+          </w:p>
+        </w:tc>
+        <w:tc>
+          <w:tcPr>
+            <w:tcW w:type="dxa" w:w="1872"/>
+          </w:tcPr>
+          <w:p>
+            <w:r>
+              <w:t>Factual corrections per audit/docx_forensic_audit_2026-10-08.md</w:t>
+            </w:r>
+          </w:p>
+        </w:tc>
+        <w:tc>
+          <w:tcPr>
+            <w:tcW w:type="dxa" w:w="1872"/>
+          </w:tcPr>
+          <w:p>
+            <w:r>
+              <w:t>Applied</w:t>
+            </w:r>
+          </w:p>
+        </w:tc>
+      </w:tr>
     </w:tbl>
     <w:p>
       <w:pPr>
@@ -1995,9 +2047,9 @@
               <w:br/>
               <w:t xml:space="preserve">            W2["Worker Node 2: ulms-api (Replica 2) + Fineract"]</w:t>
               <w:br/>
-              <w:t xml:space="preserve">            W3["Worker Node 3: ulms-web + Redis Primary"]</w:t>
+              <w:t xml:space="preserve">            W3["Worker Node 3: ulms-web + Object Storage (SeaweedFS)"]</w:t>
               <w:br/>
-              <w:t xml:space="preserve">            W4["Worker Node 4: Batch Worker + Redis Replica"]</w:t>
+              <w:t xml:space="preserve">            W4["Worker Node 4: Batch scheduler (in-monolith) + Observability"]</w:t>
               <w:br/>
               <w:t xml:space="preserve">        end</w:t>
               <w:br/>
@@ -3223,7 +3275,7 @@
               <w:br/>
               <w:t xml:space="preserve">            path: /actuator/health/liveness</w:t>
               <w:br/>
-              <w:t xml:space="preserve">            port: 8081</w:t>
+              <w:t xml:space="preserve">            port: 9977</w:t>
               <w:br/>
               <w:t xml:space="preserve">          initialDelaySeconds: 45</w:t>
               <w:br/>
@@ -3237,7 +3289,7 @@
               <w:br/>
               <w:t xml:space="preserve">            path: /actuator/health/readiness</w:t>
               <w:br/>
-              <w:t xml:space="preserve">            port: 8081</w:t>
+              <w:t xml:space="preserve">            port: 9977</w:t>
               <w:br/>
               <w:t xml:space="preserve">          initialDelaySeconds: 20</w:t>
               <w:br/>
@@ -3557,7 +3609,7 @@
               </w:rPr>
               <w:t># On First Control Plane Node (Server 1)</w:t>
               <w:br/>
-              <w:t>curl -sfL https://get.k3s.io | sh -s - server \</w:t>
+              <w:t>INSTALL_K3S_SKIP_DOWNLOAD=true $AIRGAP/install-k3s.sh -s - server \</w:t>
               <w:br/>
               <w:t xml:space="preserve">  --cluster-init \</w:t>
               <w:br/>
@@ -3570,7 +3622,7 @@
               <w:br/>
               <w:t># On Control Plane Nodes 2 and 3</w:t>
               <w:br/>
-              <w:t>curl -sfL https://get.k3s.io | sh -s - server \</w:t>
+              <w:t>INSTALL_K3S_SKIP_DOWNLOAD=true $AIRGAP/install-k3s.sh -s - server \</w:t>
               <w:br/>
               <w:t xml:space="preserve">  --server https://10.10.1.10:6443 \</w:t>
               <w:br/>
@@ -3825,6 +3877,19 @@
           <w:sz w:val="19"/>
         </w:rPr>
         <w:t>— End of Bank On-Premises k3s &amp; Kubernetes Production Deployment Guide —</w:t>
+      </w:r>
+    </w:p>
+    <w:p>
+      <w:r>
+        <w:rPr>
+          <w:b/>
+        </w:rPr>
+        <w:t>Addendum — v3.1.0 corrections (Independent Forensic Re-audit, 8 October 2026)</w:t>
+      </w:r>
+    </w:p>
+    <w:p>
+      <w:r>
+        <w:t>Corrections (v3.1.0): actuator probes must target the management port 9977 (not 8081); the chart path is deploy/chart/ulms; in an air-gapped zone the k3s installer is pre-staged from the airgap bundle (INSTALL_K3S_SKIP_DOWNLOAD) — never fetched from the public internet; Redis removed from the topology (deferred by Tech Stack v3). Continuity targets: see the canonical RPO/RTO note in MNT-03.</w:t>
       </w:r>
     </w:p>
     <w:sectPr>
